--- a/GroupProject/docs/ReportFormat.docx
+++ b/GroupProject/docs/ReportFormat.docx
@@ -67,11 +67,10 @@
         <w:rPr>
           <w:b/>
           <w:bCs/>
-          <w:color w:val="FF0000"/>
           <w:sz w:val="28"/>
           <w:szCs w:val="40"/>
         </w:rPr>
-        <w:t>My Best Friend Cutie</w:t>
+        <w:t>자동차 시뮬레이터</w:t>
       </w:r>
     </w:p>
     <w:p>
@@ -102,9 +101,15 @@
       </w:r>
       <w:r>
         <w:rPr>
+          <w:color w:themeColor="text1" w:val="000000"/>
+        </w:rPr>
+        <w:t>2014147560</w:t>
+      </w:r>
+      <w:r>
+        <w:rPr>
           <w:color w:val="FF0000"/>
         </w:rPr>
-        <w:t xml:space="preserve">2032xxxxx  </w:t>
+        <w:t xml:space="preserve"> </w:t>
       </w:r>
       <w:r>
         <w:rPr>
@@ -120,9 +125,9 @@
       </w:r>
       <w:r>
         <w:rPr>
-          <w:color w:val="FF0000"/>
-        </w:rPr>
-        <w:t>홍길동</w:t>
+          <w:color w:themeColor="text1" w:val="000000"/>
+        </w:rPr>
+        <w:t>양준혁</w:t>
       </w:r>
     </w:p>
     <w:p>
@@ -147,9 +152,15 @@
       </w:r>
       <w:r>
         <w:rPr>
+          <w:color w:themeColor="text1" w:val="000000"/>
+        </w:rPr>
+        <w:t>2023144042</w:t>
+      </w:r>
+      <w:r>
+        <w:rPr>
           <w:color w:val="FF0000"/>
         </w:rPr>
-        <w:t xml:space="preserve">2032yyyyy  </w:t>
+        <w:t xml:space="preserve">  </w:t>
       </w:r>
       <w:r>
         <w:rPr>
@@ -165,9 +176,9 @@
       </w:r>
       <w:r>
         <w:rPr>
-          <w:color w:val="FF0000"/>
-        </w:rPr>
-        <w:t>홍길순</w:t>
+          <w:color w:themeColor="text1" w:val="000000"/>
+        </w:rPr>
+        <w:t>진우</w:t>
       </w:r>
     </w:p>
     <w:p>
@@ -190,14 +201,14 @@
       </w:r>
       <w:r>
         <w:rPr>
-          <w:color w:val="FF0000"/>
-        </w:rPr>
-        <w:t xml:space="preserve">2032kkyyy  </w:t>
-      </w:r>
-      <w:r>
-        <w:rPr>
           <w:color w:themeColor="text1" w:val="000000"/>
         </w:rPr>
+        <w:t>2015147529</w:t>
+      </w:r>
+      <w:r>
+        <w:rPr>
+          <w:color w:themeColor="text1" w:val="000000"/>
+        </w:rPr>
         <w:t>이름</w:t>
       </w:r>
       <w:r>
@@ -208,9 +219,9 @@
       </w:r>
       <w:r>
         <w:rPr>
-          <w:color w:val="FF0000"/>
-        </w:rPr>
-        <w:t>김상상</w:t>
+          <w:color w:themeColor="text1" w:val="000000"/>
+        </w:rPr>
+        <w:t>김창원</w:t>
       </w:r>
     </w:p>
     <w:p>
@@ -254,7 +265,11 @@
       </w:r>
       <w:r>
         <w:rPr/>
-        <w:t>자동차를 운전</w:t>
+        <w:t>도심에서 자동차를 운전합니다</w:t>
+      </w:r>
+      <w:r>
+        <w:rPr/>
+        <w:t>.</w:t>
       </w:r>
     </w:p>
     <w:p>
@@ -292,19 +307,19 @@
         <w:rPr>
           <w:color w:themeColor="text1" w:val="000000"/>
         </w:rPr>
-        <w:t xml:space="preserve">: </w:t>
+        <w:t xml:space="preserve">: WASD </w:t>
       </w:r>
       <w:r>
         <w:rPr>
           <w:color w:themeColor="text1" w:val="000000"/>
         </w:rPr>
-        <w:t xml:space="preserve">WASD </w:t>
+        <w:t>키를 눌러 조종합니다</w:t>
       </w:r>
       <w:r>
         <w:rPr>
           <w:color w:themeColor="text1" w:val="000000"/>
         </w:rPr>
-        <w:t xml:space="preserve">키를 눌러 </w:t>
+        <w:t>.</w:t>
       </w:r>
     </w:p>
     <w:p>
@@ -457,8 +472,8 @@
       <w:tblGrid>
         <w:gridCol w:w="421"/>
         <w:gridCol w:w="2975"/>
-        <w:gridCol w:w="3834"/>
-        <w:gridCol w:w="2091"/>
+        <w:gridCol w:w="3835"/>
+        <w:gridCol w:w="2090"/>
       </w:tblGrid>
       <w:tr>
         <w:trPr/>
@@ -470,6 +485,7 @@
           <w:p>
             <w:pPr>
               <w:pStyle w:val="Normal"/>
+              <w:suppressAutoHyphens w:val="true"/>
               <w:spacing w:before="0" w:after="0"/>
               <w:jc w:val="both"/>
               <w:rPr>
@@ -499,6 +515,7 @@
           <w:p>
             <w:pPr>
               <w:pStyle w:val="Normal"/>
+              <w:suppressAutoHyphens w:val="true"/>
               <w:spacing w:before="0" w:after="0"/>
               <w:jc w:val="center"/>
               <w:rPr>
@@ -523,12 +540,13 @@
         </w:tc>
         <w:tc>
           <w:tcPr>
-            <w:tcW w:w="3834" w:type="dxa"/>
-            <w:tcBorders/>
-          </w:tcPr>
-          <w:p>
-            <w:pPr>
-              <w:pStyle w:val="Normal"/>
+            <w:tcW w:w="3835" w:type="dxa"/>
+            <w:tcBorders/>
+          </w:tcPr>
+          <w:p>
+            <w:pPr>
+              <w:pStyle w:val="Normal"/>
+              <w:suppressAutoHyphens w:val="true"/>
               <w:spacing w:before="0" w:after="0"/>
               <w:jc w:val="center"/>
               <w:rPr>
@@ -553,12 +571,13 @@
         </w:tc>
         <w:tc>
           <w:tcPr>
-            <w:tcW w:w="2091" w:type="dxa"/>
-            <w:tcBorders/>
-          </w:tcPr>
-          <w:p>
-            <w:pPr>
-              <w:pStyle w:val="Normal"/>
+            <w:tcW w:w="2090" w:type="dxa"/>
+            <w:tcBorders/>
+          </w:tcPr>
+          <w:p>
+            <w:pPr>
+              <w:pStyle w:val="Normal"/>
+              <w:suppressAutoHyphens w:val="true"/>
               <w:spacing w:before="0" w:after="0"/>
               <w:jc w:val="center"/>
               <w:rPr>
@@ -594,6 +613,7 @@
           <w:p>
             <w:pPr>
               <w:pStyle w:val="Normal"/>
+              <w:suppressAutoHyphens w:val="true"/>
               <w:spacing w:before="0" w:after="0"/>
               <w:jc w:val="both"/>
               <w:rPr>
@@ -624,6 +644,7 @@
           <w:p>
             <w:pPr>
               <w:pStyle w:val="Normal"/>
+              <w:suppressAutoHyphens w:val="true"/>
               <w:spacing w:before="0" w:after="0"/>
               <w:jc w:val="both"/>
               <w:rPr>
@@ -635,6 +656,31 @@
               </w:rPr>
             </w:pPr>
             <w:r>
+              <w:rPr/>
+              <w:t>Import 3D model</w:t>
+            </w:r>
+          </w:p>
+        </w:tc>
+        <w:tc>
+          <w:tcPr>
+            <w:tcW w:w="3835" w:type="dxa"/>
+            <w:tcBorders/>
+          </w:tcPr>
+          <w:p>
+            <w:pPr>
+              <w:pStyle w:val="Normal"/>
+              <w:suppressAutoHyphens w:val="true"/>
+              <w:spacing w:before="0" w:after="0"/>
+              <w:jc w:val="both"/>
+              <w:rPr>
+                <w:rFonts w:ascii="Calibri" w:hAnsi="Calibri" w:eastAsia="맑은 고딕" w:cs=""/>
+                <w:kern w:val="2"/>
+                <w:sz w:val="20"/>
+                <w:szCs w:val="24"/>
+                <w:lang w:val="en-US" w:eastAsia="ko-KR" w:bidi="ar-SA"/>
+              </w:rPr>
+            </w:pPr>
+            <w:r>
               <w:rPr>
                 <w:rFonts w:eastAsia="맑은 고딕" w:cs=""/>
                 <w:kern w:val="2"/>
@@ -642,18 +688,19 @@
                 <w:szCs w:val="24"/>
                 <w:lang w:val="en-US" w:eastAsia="ko-KR" w:bidi="ar-SA"/>
               </w:rPr>
-              <w:t>Texture mapping</w:t>
-            </w:r>
-          </w:p>
-        </w:tc>
-        <w:tc>
-          <w:tcPr>
-            <w:tcW w:w="3834" w:type="dxa"/>
-            <w:tcBorders/>
-          </w:tcPr>
-          <w:p>
-            <w:pPr>
-              <w:pStyle w:val="Normal"/>
+              <w:t>GLTF loader (line 419)</w:t>
+            </w:r>
+          </w:p>
+        </w:tc>
+        <w:tc>
+          <w:tcPr>
+            <w:tcW w:w="2090" w:type="dxa"/>
+            <w:tcBorders/>
+          </w:tcPr>
+          <w:p>
+            <w:pPr>
+              <w:pStyle w:val="Normal"/>
+              <w:suppressAutoHyphens w:val="true"/>
               <w:spacing w:before="0" w:after="0"/>
               <w:jc w:val="both"/>
               <w:rPr>
@@ -662,39 +709,7 @@
             </w:pPr>
             <w:r>
               <w:rPr>
-                <w:rFonts w:eastAsia="맑은 고딕" w:cs=""/>
                 <w:color w:val="FF0000"/>
-                <w:kern w:val="2"/>
-                <w:sz w:val="20"/>
-                <w:szCs w:val="24"/>
-                <w:lang w:val="en-US" w:eastAsia="ko-KR" w:bidi="ar-SA"/>
-              </w:rPr>
-              <w:t xml:space="preserve">kkk.js (line 73) </w:t>
-            </w:r>
-          </w:p>
-        </w:tc>
-        <w:tc>
-          <w:tcPr>
-            <w:tcW w:w="2091" w:type="dxa"/>
-            <w:tcBorders/>
-          </w:tcPr>
-          <w:p>
-            <w:pPr>
-              <w:pStyle w:val="Normal"/>
-              <w:spacing w:before="0" w:after="0"/>
-              <w:jc w:val="both"/>
-              <w:rPr>
-                <w:color w:val="FF0000"/>
-              </w:rPr>
-            </w:pPr>
-            <w:r>
-              <w:rPr>
-                <w:rFonts w:eastAsia="맑은 고딕" w:cs=""/>
-                <w:color w:val="FF0000"/>
-                <w:kern w:val="2"/>
-                <w:sz w:val="20"/>
-                <w:szCs w:val="24"/>
-                <w:lang w:val="en-US" w:eastAsia="ko-KR" w:bidi="ar-SA"/>
               </w:rPr>
             </w:r>
           </w:p>
@@ -712,6 +727,7 @@
           <w:p>
             <w:pPr>
               <w:pStyle w:val="Normal"/>
+              <w:suppressAutoHyphens w:val="true"/>
               <w:spacing w:before="0" w:after="0"/>
               <w:jc w:val="both"/>
               <w:rPr>
@@ -742,6 +758,7 @@
           <w:p>
             <w:pPr>
               <w:pStyle w:val="Normal"/>
+              <w:suppressAutoHyphens w:val="true"/>
               <w:spacing w:before="0" w:after="0"/>
               <w:jc w:val="both"/>
               <w:rPr>
@@ -760,18 +777,50 @@
                 <w:szCs w:val="24"/>
                 <w:lang w:val="en-US" w:eastAsia="ko-KR" w:bidi="ar-SA"/>
               </w:rPr>
-              <w:t>Spotlight</w:t>
-            </w:r>
-          </w:p>
-        </w:tc>
-        <w:tc>
-          <w:tcPr>
-            <w:tcW w:w="3834" w:type="dxa"/>
-            <w:tcBorders/>
-          </w:tcPr>
-          <w:p>
-            <w:pPr>
-              <w:pStyle w:val="Normal"/>
+              <w:t>Multiple Viewports</w:t>
+            </w:r>
+          </w:p>
+        </w:tc>
+        <w:tc>
+          <w:tcPr>
+            <w:tcW w:w="3835" w:type="dxa"/>
+            <w:tcBorders/>
+          </w:tcPr>
+          <w:p>
+            <w:pPr>
+              <w:pStyle w:val="Normal"/>
+              <w:suppressAutoHyphens w:val="true"/>
+              <w:spacing w:before="0" w:after="0"/>
+              <w:jc w:val="both"/>
+              <w:rPr>
+                <w:rFonts w:ascii="Calibri" w:hAnsi="Calibri" w:eastAsia="맑은 고딕" w:cs=""/>
+                <w:kern w:val="2"/>
+                <w:sz w:val="20"/>
+                <w:szCs w:val="24"/>
+                <w:lang w:val="en-US" w:eastAsia="ko-KR" w:bidi="ar-SA"/>
+              </w:rPr>
+            </w:pPr>
+            <w:r>
+              <w:rPr>
+                <w:rFonts w:eastAsia="맑은 고딕" w:cs=""/>
+                <w:kern w:val="2"/>
+                <w:sz w:val="20"/>
+                <w:szCs w:val="24"/>
+                <w:lang w:val="en-US" w:eastAsia="ko-KR" w:bidi="ar-SA"/>
+              </w:rPr>
+              <w:t>Function draw (line 582)</w:t>
+            </w:r>
+          </w:p>
+        </w:tc>
+        <w:tc>
+          <w:tcPr>
+            <w:tcW w:w="2090" w:type="dxa"/>
+            <w:tcBorders/>
+          </w:tcPr>
+          <w:p>
+            <w:pPr>
+              <w:pStyle w:val="Normal"/>
+              <w:suppressAutoHyphens w:val="true"/>
               <w:spacing w:before="0" w:after="0"/>
               <w:jc w:val="both"/>
               <w:rPr>
@@ -780,39 +829,7 @@
             </w:pPr>
             <w:r>
               <w:rPr>
-                <w:rFonts w:eastAsia="맑은 고딕" w:cs=""/>
                 <w:color w:val="FF0000"/>
-                <w:kern w:val="2"/>
-                <w:sz w:val="20"/>
-                <w:szCs w:val="24"/>
-                <w:lang w:val="en-US" w:eastAsia="ko-KR" w:bidi="ar-SA"/>
-              </w:rPr>
-              <w:t>yyy.js (line 25)</w:t>
-            </w:r>
-          </w:p>
-        </w:tc>
-        <w:tc>
-          <w:tcPr>
-            <w:tcW w:w="2091" w:type="dxa"/>
-            <w:tcBorders/>
-          </w:tcPr>
-          <w:p>
-            <w:pPr>
-              <w:pStyle w:val="Normal"/>
-              <w:spacing w:before="0" w:after="0"/>
-              <w:jc w:val="both"/>
-              <w:rPr>
-                <w:color w:val="FF0000"/>
-              </w:rPr>
-            </w:pPr>
-            <w:r>
-              <w:rPr>
-                <w:rFonts w:eastAsia="맑은 고딕" w:cs=""/>
-                <w:color w:val="FF0000"/>
-                <w:kern w:val="2"/>
-                <w:sz w:val="20"/>
-                <w:szCs w:val="24"/>
-                <w:lang w:val="en-US" w:eastAsia="ko-KR" w:bidi="ar-SA"/>
               </w:rPr>
             </w:r>
           </w:p>
@@ -830,6 +847,7 @@
           <w:p>
             <w:pPr>
               <w:pStyle w:val="Normal"/>
+              <w:suppressAutoHyphens w:val="true"/>
               <w:spacing w:before="0" w:after="0"/>
               <w:jc w:val="both"/>
               <w:rPr>
@@ -860,6 +878,7 @@
           <w:p>
             <w:pPr>
               <w:pStyle w:val="Normal"/>
+              <w:suppressAutoHyphens w:val="true"/>
               <w:spacing w:before="0" w:after="0"/>
               <w:jc w:val="both"/>
               <w:rPr>
@@ -878,18 +897,50 @@
                 <w:szCs w:val="24"/>
                 <w:lang w:val="en-US" w:eastAsia="ko-KR" w:bidi="ar-SA"/>
               </w:rPr>
-              <w:t>Physically based Animation</w:t>
-            </w:r>
-          </w:p>
-        </w:tc>
-        <w:tc>
-          <w:tcPr>
-            <w:tcW w:w="3834" w:type="dxa"/>
-            <w:tcBorders/>
-          </w:tcPr>
-          <w:p>
-            <w:pPr>
-              <w:pStyle w:val="Normal"/>
+              <w:t>Rotate wheel models</w:t>
+            </w:r>
+          </w:p>
+        </w:tc>
+        <w:tc>
+          <w:tcPr>
+            <w:tcW w:w="3835" w:type="dxa"/>
+            <w:tcBorders/>
+          </w:tcPr>
+          <w:p>
+            <w:pPr>
+              <w:pStyle w:val="Normal"/>
+              <w:suppressAutoHyphens w:val="true"/>
+              <w:spacing w:before="0" w:after="0"/>
+              <w:jc w:val="both"/>
+              <w:rPr>
+                <w:rFonts w:ascii="Calibri" w:hAnsi="Calibri" w:eastAsia="맑은 고딕" w:cs=""/>
+                <w:kern w:val="2"/>
+                <w:sz w:val="20"/>
+                <w:szCs w:val="24"/>
+                <w:lang w:val="en-US" w:eastAsia="ko-KR" w:bidi="ar-SA"/>
+              </w:rPr>
+            </w:pPr>
+            <w:r>
+              <w:rPr>
+                <w:rFonts w:eastAsia="맑은 고딕" w:cs=""/>
+                <w:kern w:val="2"/>
+                <w:sz w:val="20"/>
+                <w:szCs w:val="24"/>
+                <w:lang w:val="en-US" w:eastAsia="ko-KR" w:bidi="ar-SA"/>
+              </w:rPr>
+              <w:t>SyncVisual (line 377)</w:t>
+            </w:r>
+          </w:p>
+        </w:tc>
+        <w:tc>
+          <w:tcPr>
+            <w:tcW w:w="2090" w:type="dxa"/>
+            <w:tcBorders/>
+          </w:tcPr>
+          <w:p>
+            <w:pPr>
+              <w:pStyle w:val="Normal"/>
+              <w:suppressAutoHyphens w:val="true"/>
               <w:spacing w:before="0" w:after="0"/>
               <w:jc w:val="both"/>
               <w:rPr>
@@ -898,39 +949,7 @@
             </w:pPr>
             <w:r>
               <w:rPr>
-                <w:rFonts w:eastAsia="맑은 고딕" w:cs=""/>
                 <w:color w:val="FF0000"/>
-                <w:kern w:val="2"/>
-                <w:sz w:val="20"/>
-                <w:szCs w:val="24"/>
-                <w:lang w:val="en-US" w:eastAsia="ko-KR" w:bidi="ar-SA"/>
-              </w:rPr>
-              <w:t>abc.js (line ...)</w:t>
-            </w:r>
-          </w:p>
-        </w:tc>
-        <w:tc>
-          <w:tcPr>
-            <w:tcW w:w="2091" w:type="dxa"/>
-            <w:tcBorders/>
-          </w:tcPr>
-          <w:p>
-            <w:pPr>
-              <w:pStyle w:val="Normal"/>
-              <w:spacing w:before="0" w:after="0"/>
-              <w:jc w:val="both"/>
-              <w:rPr>
-                <w:color w:val="FF0000"/>
-              </w:rPr>
-            </w:pPr>
-            <w:r>
-              <w:rPr>
-                <w:rFonts w:eastAsia="맑은 고딕" w:cs=""/>
-                <w:color w:val="FF0000"/>
-                <w:kern w:val="2"/>
-                <w:sz w:val="20"/>
-                <w:szCs w:val="24"/>
-                <w:lang w:val="en-US" w:eastAsia="ko-KR" w:bidi="ar-SA"/>
               </w:rPr>
             </w:r>
           </w:p>
@@ -948,6 +967,7 @@
           <w:p>
             <w:pPr>
               <w:pStyle w:val="Normal"/>
+              <w:suppressAutoHyphens w:val="true"/>
               <w:spacing w:before="0" w:after="0"/>
               <w:jc w:val="both"/>
               <w:rPr>
@@ -978,6 +998,7 @@
           <w:p>
             <w:pPr>
               <w:pStyle w:val="Normal"/>
+              <w:suppressAutoHyphens w:val="true"/>
               <w:spacing w:before="0" w:after="0"/>
               <w:jc w:val="both"/>
               <w:rPr>
@@ -989,25 +1010,19 @@
               </w:rPr>
             </w:pPr>
             <w:r>
-              <w:rPr>
-                <w:rFonts w:eastAsia="맑은 고딕" w:cs=""/>
-                <w:kern w:val="2"/>
-                <w:sz w:val="20"/>
-                <w:szCs w:val="24"/>
-                <w:lang w:val="en-US" w:eastAsia="ko-KR" w:bidi="ar-SA"/>
-              </w:rPr>
-              <w:t>Shadows</w:t>
-            </w:r>
-          </w:p>
-        </w:tc>
-        <w:tc>
-          <w:tcPr>
-            <w:tcW w:w="3834" w:type="dxa"/>
-            <w:tcBorders/>
-          </w:tcPr>
-          <w:p>
-            <w:pPr>
-              <w:pStyle w:val="Normal"/>
+              <w:rPr/>
+            </w:r>
+          </w:p>
+        </w:tc>
+        <w:tc>
+          <w:tcPr>
+            <w:tcW w:w="3835" w:type="dxa"/>
+            <w:tcBorders/>
+          </w:tcPr>
+          <w:p>
+            <w:pPr>
+              <w:pStyle w:val="Normal"/>
+              <w:suppressAutoHyphens w:val="true"/>
               <w:spacing w:before="0" w:after="0"/>
               <w:jc w:val="both"/>
               <w:rPr>
@@ -1016,24 +1031,20 @@
             </w:pPr>
             <w:r>
               <w:rPr>
-                <w:rFonts w:eastAsia="맑은 고딕" w:cs=""/>
                 <w:color w:val="FF0000"/>
-                <w:kern w:val="2"/>
-                <w:sz w:val="20"/>
-                <w:szCs w:val="24"/>
-                <w:lang w:val="en-US" w:eastAsia="ko-KR" w:bidi="ar-SA"/>
-              </w:rPr>
-            </w:r>
-          </w:p>
-        </w:tc>
-        <w:tc>
-          <w:tcPr>
-            <w:tcW w:w="2091" w:type="dxa"/>
-            <w:tcBorders/>
-          </w:tcPr>
-          <w:p>
-            <w:pPr>
-              <w:pStyle w:val="Normal"/>
+              </w:rPr>
+            </w:r>
+          </w:p>
+        </w:tc>
+        <w:tc>
+          <w:tcPr>
+            <w:tcW w:w="2090" w:type="dxa"/>
+            <w:tcBorders/>
+          </w:tcPr>
+          <w:p>
+            <w:pPr>
+              <w:pStyle w:val="Normal"/>
+              <w:suppressAutoHyphens w:val="true"/>
               <w:spacing w:before="0" w:after="0"/>
               <w:jc w:val="both"/>
               <w:rPr>
@@ -1042,12 +1053,7 @@
             </w:pPr>
             <w:r>
               <w:rPr>
-                <w:rFonts w:eastAsia="맑은 고딕" w:cs=""/>
                 <w:color w:val="FF0000"/>
-                <w:kern w:val="2"/>
-                <w:sz w:val="20"/>
-                <w:szCs w:val="24"/>
-                <w:lang w:val="en-US" w:eastAsia="ko-KR" w:bidi="ar-SA"/>
               </w:rPr>
             </w:r>
           </w:p>
@@ -1065,6 +1071,7 @@
           <w:p>
             <w:pPr>
               <w:pStyle w:val="Normal"/>
+              <w:suppressAutoHyphens w:val="true"/>
               <w:spacing w:before="0" w:after="0"/>
               <w:jc w:val="both"/>
               <w:rPr>
@@ -1095,6 +1102,7 @@
           <w:p>
             <w:pPr>
               <w:pStyle w:val="Normal"/>
+              <w:suppressAutoHyphens w:val="true"/>
               <w:spacing w:before="0" w:after="0"/>
               <w:jc w:val="both"/>
               <w:rPr>
@@ -1106,25 +1114,19 @@
               </w:rPr>
             </w:pPr>
             <w:r>
-              <w:rPr>
-                <w:rFonts w:eastAsia="맑은 고딕" w:cs=""/>
-                <w:kern w:val="2"/>
-                <w:sz w:val="20"/>
-                <w:szCs w:val="24"/>
-                <w:lang w:val="en-US" w:eastAsia="ko-KR" w:bidi="ar-SA"/>
-              </w:rPr>
-              <w:t>Keyframe Animation</w:t>
-            </w:r>
-          </w:p>
-        </w:tc>
-        <w:tc>
-          <w:tcPr>
-            <w:tcW w:w="3834" w:type="dxa"/>
-            <w:tcBorders/>
-          </w:tcPr>
-          <w:p>
-            <w:pPr>
-              <w:pStyle w:val="Normal"/>
+              <w:rPr/>
+            </w:r>
+          </w:p>
+        </w:tc>
+        <w:tc>
+          <w:tcPr>
+            <w:tcW w:w="3835" w:type="dxa"/>
+            <w:tcBorders/>
+          </w:tcPr>
+          <w:p>
+            <w:pPr>
+              <w:pStyle w:val="Normal"/>
+              <w:suppressAutoHyphens w:val="true"/>
               <w:spacing w:before="0" w:after="0"/>
               <w:jc w:val="both"/>
               <w:rPr>
@@ -1133,24 +1135,20 @@
             </w:pPr>
             <w:r>
               <w:rPr>
-                <w:rFonts w:eastAsia="맑은 고딕" w:cs=""/>
                 <w:color w:val="FF0000"/>
-                <w:kern w:val="2"/>
-                <w:sz w:val="20"/>
-                <w:szCs w:val="24"/>
-                <w:lang w:val="en-US" w:eastAsia="ko-KR" w:bidi="ar-SA"/>
-              </w:rPr>
-            </w:r>
-          </w:p>
-        </w:tc>
-        <w:tc>
-          <w:tcPr>
-            <w:tcW w:w="2091" w:type="dxa"/>
-            <w:tcBorders/>
-          </w:tcPr>
-          <w:p>
-            <w:pPr>
-              <w:pStyle w:val="Normal"/>
+              </w:rPr>
+            </w:r>
+          </w:p>
+        </w:tc>
+        <w:tc>
+          <w:tcPr>
+            <w:tcW w:w="2090" w:type="dxa"/>
+            <w:tcBorders/>
+          </w:tcPr>
+          <w:p>
+            <w:pPr>
+              <w:pStyle w:val="Normal"/>
+              <w:suppressAutoHyphens w:val="true"/>
               <w:spacing w:before="0" w:after="0"/>
               <w:jc w:val="both"/>
               <w:rPr>
@@ -1159,12 +1157,7 @@
             </w:pPr>
             <w:r>
               <w:rPr>
-                <w:rFonts w:eastAsia="맑은 고딕" w:cs=""/>
                 <w:color w:val="FF0000"/>
-                <w:kern w:val="2"/>
-                <w:sz w:val="20"/>
-                <w:szCs w:val="24"/>
-                <w:lang w:val="en-US" w:eastAsia="ko-KR" w:bidi="ar-SA"/>
               </w:rPr>
             </w:r>
           </w:p>
@@ -1182,6 +1175,7 @@
           <w:p>
             <w:pPr>
               <w:pStyle w:val="Normal"/>
+              <w:suppressAutoHyphens w:val="true"/>
               <w:spacing w:before="0" w:after="0"/>
               <w:jc w:val="both"/>
               <w:rPr>
@@ -1212,6 +1206,7 @@
           <w:p>
             <w:pPr>
               <w:pStyle w:val="Normal"/>
+              <w:suppressAutoHyphens w:val="true"/>
               <w:spacing w:before="0" w:after="0"/>
               <w:jc w:val="both"/>
               <w:rPr>
@@ -1223,25 +1218,19 @@
               </w:rPr>
             </w:pPr>
             <w:r>
-              <w:rPr>
-                <w:rFonts w:eastAsia="맑은 고딕" w:cs=""/>
-                <w:kern w:val="2"/>
-                <w:sz w:val="20"/>
-                <w:szCs w:val="24"/>
-                <w:lang w:val="en-US" w:eastAsia="ko-KR" w:bidi="ar-SA"/>
-              </w:rPr>
-              <w:t>Skeletal Animation</w:t>
-            </w:r>
-          </w:p>
-        </w:tc>
-        <w:tc>
-          <w:tcPr>
-            <w:tcW w:w="3834" w:type="dxa"/>
-            <w:tcBorders/>
-          </w:tcPr>
-          <w:p>
-            <w:pPr>
-              <w:pStyle w:val="Normal"/>
+              <w:rPr/>
+            </w:r>
+          </w:p>
+        </w:tc>
+        <w:tc>
+          <w:tcPr>
+            <w:tcW w:w="3835" w:type="dxa"/>
+            <w:tcBorders/>
+          </w:tcPr>
+          <w:p>
+            <w:pPr>
+              <w:pStyle w:val="Normal"/>
+              <w:suppressAutoHyphens w:val="true"/>
               <w:spacing w:before="0" w:after="0"/>
               <w:jc w:val="both"/>
               <w:rPr>
@@ -1250,24 +1239,20 @@
             </w:pPr>
             <w:r>
               <w:rPr>
-                <w:rFonts w:eastAsia="맑은 고딕" w:cs=""/>
                 <w:color w:val="FF0000"/>
-                <w:kern w:val="2"/>
-                <w:sz w:val="20"/>
-                <w:szCs w:val="24"/>
-                <w:lang w:val="en-US" w:eastAsia="ko-KR" w:bidi="ar-SA"/>
-              </w:rPr>
-            </w:r>
-          </w:p>
-        </w:tc>
-        <w:tc>
-          <w:tcPr>
-            <w:tcW w:w="2091" w:type="dxa"/>
-            <w:tcBorders/>
-          </w:tcPr>
-          <w:p>
-            <w:pPr>
-              <w:pStyle w:val="Normal"/>
+              </w:rPr>
+            </w:r>
+          </w:p>
+        </w:tc>
+        <w:tc>
+          <w:tcPr>
+            <w:tcW w:w="2090" w:type="dxa"/>
+            <w:tcBorders/>
+          </w:tcPr>
+          <w:p>
+            <w:pPr>
+              <w:pStyle w:val="Normal"/>
+              <w:suppressAutoHyphens w:val="true"/>
               <w:spacing w:before="0" w:after="0"/>
               <w:jc w:val="both"/>
               <w:rPr>
@@ -1276,12 +1261,7 @@
             </w:pPr>
             <w:r>
               <w:rPr>
-                <w:rFonts w:eastAsia="맑은 고딕" w:cs=""/>
                 <w:color w:val="FF0000"/>
-                <w:kern w:val="2"/>
-                <w:sz w:val="20"/>
-                <w:szCs w:val="24"/>
-                <w:lang w:val="en-US" w:eastAsia="ko-KR" w:bidi="ar-SA"/>
               </w:rPr>
             </w:r>
           </w:p>
@@ -1299,6 +1279,7 @@
           <w:p>
             <w:pPr>
               <w:pStyle w:val="Normal"/>
+              <w:suppressAutoHyphens w:val="true"/>
               <w:spacing w:before="0" w:after="0"/>
               <w:jc w:val="both"/>
               <w:rPr>
@@ -1329,6 +1310,7 @@
           <w:p>
             <w:pPr>
               <w:pStyle w:val="Normal"/>
+              <w:suppressAutoHyphens w:val="true"/>
               <w:spacing w:before="0" w:after="0"/>
               <w:jc w:val="left"/>
               <w:rPr>
@@ -1353,12 +1335,13 @@
         </w:tc>
         <w:tc>
           <w:tcPr>
-            <w:tcW w:w="3834" w:type="dxa"/>
-            <w:tcBorders/>
-          </w:tcPr>
-          <w:p>
-            <w:pPr>
-              <w:pStyle w:val="Normal"/>
+            <w:tcW w:w="3835" w:type="dxa"/>
+            <w:tcBorders/>
+          </w:tcPr>
+          <w:p>
+            <w:pPr>
+              <w:pStyle w:val="Normal"/>
+              <w:suppressAutoHyphens w:val="true"/>
               <w:spacing w:before="0" w:after="0"/>
               <w:jc w:val="both"/>
               <w:rPr>
@@ -1367,24 +1350,20 @@
             </w:pPr>
             <w:r>
               <w:rPr>
-                <w:rFonts w:eastAsia="맑은 고딕" w:cs=""/>
                 <w:color w:val="FF0000"/>
-                <w:kern w:val="2"/>
-                <w:sz w:val="20"/>
-                <w:szCs w:val="24"/>
-                <w:lang w:val="en-US" w:eastAsia="ko-KR" w:bidi="ar-SA"/>
-              </w:rPr>
-            </w:r>
-          </w:p>
-        </w:tc>
-        <w:tc>
-          <w:tcPr>
-            <w:tcW w:w="2091" w:type="dxa"/>
-            <w:tcBorders/>
-          </w:tcPr>
-          <w:p>
-            <w:pPr>
-              <w:pStyle w:val="Normal"/>
+              </w:rPr>
+            </w:r>
+          </w:p>
+        </w:tc>
+        <w:tc>
+          <w:tcPr>
+            <w:tcW w:w="2090" w:type="dxa"/>
+            <w:tcBorders/>
+          </w:tcPr>
+          <w:p>
+            <w:pPr>
+              <w:pStyle w:val="Normal"/>
+              <w:suppressAutoHyphens w:val="true"/>
               <w:spacing w:before="0" w:after="0"/>
               <w:jc w:val="both"/>
               <w:rPr>
@@ -1393,12 +1372,7 @@
             </w:pPr>
             <w:r>
               <w:rPr>
-                <w:rFonts w:eastAsia="맑은 고딕" w:cs=""/>
                 <w:color w:val="FF0000"/>
-                <w:kern w:val="2"/>
-                <w:sz w:val="20"/>
-                <w:szCs w:val="24"/>
-                <w:lang w:val="en-US" w:eastAsia="ko-KR" w:bidi="ar-SA"/>
               </w:rPr>
             </w:r>
           </w:p>
@@ -1449,7 +1423,9 @@
         </w:rPr>
       </w:pPr>
       <w:r>
-        <w:rPr/>
+        <w:rPr>
+          <w:color w:themeColor="background1" w:themeShade="80" w:val="808080"/>
+        </w:rPr>
       </w:r>
     </w:p>
     <w:p>
@@ -1982,7 +1958,7 @@
   <w:docDefaults>
     <w:rPrDefault>
       <w:rPr>
-        <w:rFonts w:ascii="Calibri" w:hAnsi="Calibri" w:eastAsia="맑은 고딕" w:cs="" w:asciiTheme="minorHAnsi" w:cstheme="minorBidi" w:eastAsiaTheme="minorEastAsia" w:hAnsiTheme="minorHAnsi"/>
+        <w:rFonts w:ascii="Calibri" w:hAnsi="Calibri" w:eastAsia="" w:cs="" w:asciiTheme="minorHAnsi" w:cstheme="minorBidi" w:eastAsiaTheme="minorEastAsia" w:hAnsiTheme="minorHAnsi"/>
         <w:kern w:val="2"/>
         <w:szCs w:val="24"/>
         <w:lang w:val="en-US" w:eastAsia="ko-KR" w:bidi="ar-SA"/>
@@ -2377,12 +2353,13 @@
     <w:qFormat/>
     <w:pPr>
       <w:widowControl w:val="false"/>
+      <w:suppressAutoHyphens w:val="true"/>
       <w:bidi w:val="0"/>
       <w:spacing w:before="0" w:after="0"/>
       <w:jc w:val="both"/>
     </w:pPr>
     <w:rPr>
-      <w:rFonts w:ascii="Calibri" w:hAnsi="Calibri" w:eastAsia="맑은 고딕" w:cs="" w:asciiTheme="minorHAnsi" w:cstheme="minorBidi" w:eastAsiaTheme="minorEastAsia" w:hAnsiTheme="minorHAnsi"/>
+      <w:rFonts w:ascii="Calibri" w:hAnsi="Calibri" w:eastAsia="" w:cs="" w:asciiTheme="minorHAnsi" w:cstheme="minorBidi" w:eastAsiaTheme="minorEastAsia" w:hAnsiTheme="minorHAnsi"/>
       <w:color w:val="auto"/>
       <w:kern w:val="2"/>
       <w:sz w:val="20"/>
